--- a/template.docx
+++ b/template.docx
@@ -125,7 +125,43 @@
           <w:sz w:val="22"/>
           <w:szCs w:val="22"/>
         </w:rPr>
-        <w:t xml:space="preserve">H NO.13-7-4, THYGARAJA NAGAR        (Mani Babu)      </w:t>
+        <w:t xml:space="preserve">H NO.13-7-4, THYGARAJA NAGAR     </w:t>
+      </w:r>
+      <w:proofErr w:type="gramStart"/>
+      <w:r>
+        <w:rPr>
+          <w:rFonts w:ascii="Bookman Old Style" w:eastAsia="Calibri" w:hAnsi="Bookman Old Style" w:cs="Arial"/>
+          <w:sz w:val="22"/>
+          <w:szCs w:val="22"/>
+        </w:rPr>
+        <w:t xml:space="preserve">   (</w:t>
+      </w:r>
+      <w:proofErr w:type="gramEnd"/>
+      <w:r>
+        <w:rPr>
+          <w:rFonts w:ascii="Bookman Old Style" w:eastAsia="Calibri" w:hAnsi="Bookman Old Style" w:cs="Arial"/>
+          <w:sz w:val="22"/>
+          <w:szCs w:val="22"/>
+        </w:rPr>
+        <w:t xml:space="preserve">Mani </w:t>
+      </w:r>
+      <w:proofErr w:type="gramStart"/>
+      <w:r>
+        <w:rPr>
+          <w:rFonts w:ascii="Bookman Old Style" w:eastAsia="Calibri" w:hAnsi="Bookman Old Style" w:cs="Arial"/>
+          <w:sz w:val="22"/>
+          <w:szCs w:val="22"/>
+        </w:rPr>
+        <w:t xml:space="preserve">Babu)   </w:t>
+      </w:r>
+      <w:proofErr w:type="gramEnd"/>
+      <w:r>
+        <w:rPr>
+          <w:rFonts w:ascii="Bookman Old Style" w:eastAsia="Calibri" w:hAnsi="Bookman Old Style" w:cs="Arial"/>
+          <w:sz w:val="22"/>
+          <w:szCs w:val="22"/>
+        </w:rPr>
+        <w:t xml:space="preserve">   </w:t>
       </w:r>
       <w:r>
         <w:rPr>
@@ -787,8 +823,9 @@
           <w:szCs w:val="20"/>
           <w:u w:val="single"/>
         </w:rPr>
-        <w:t xml:space="preserve"> RAMACHANDRAPURAM </w:t>
-      </w:r>
+        <w:t xml:space="preserve"> </w:t>
+      </w:r>
+      <w:proofErr w:type="gramStart"/>
       <w:r>
         <w:rPr>
           <w:rFonts w:ascii="Verdana" w:hAnsi="Verdana"/>
@@ -797,7 +834,28 @@
           <w:szCs w:val="20"/>
           <w:u w:val="single"/>
         </w:rPr>
-        <w:t xml:space="preserve"> MANDAL </w:t>
+        <w:t xml:space="preserve">RAMACHANDRAPURAM </w:t>
+      </w:r>
+      <w:r>
+        <w:rPr>
+          <w:rFonts w:ascii="Verdana" w:hAnsi="Verdana"/>
+          <w:b/>
+          <w:sz w:val="20"/>
+          <w:szCs w:val="20"/>
+          <w:u w:val="single"/>
+        </w:rPr>
+        <w:t xml:space="preserve"> MANDAL</w:t>
+      </w:r>
+      <w:proofErr w:type="gramEnd"/>
+      <w:r>
+        <w:rPr>
+          <w:rFonts w:ascii="Verdana" w:hAnsi="Verdana"/>
+          <w:b/>
+          <w:sz w:val="20"/>
+          <w:szCs w:val="20"/>
+          <w:u w:val="single"/>
+        </w:rPr>
+        <w:t xml:space="preserve"> </w:t>
       </w:r>
       <w:r>
         <w:rPr>
@@ -992,6 +1050,108 @@
                 <w:sz w:val="20"/>
                 <w:szCs w:val="20"/>
               </w:rPr>
+              <w:t>{</w:t>
+            </w:r>
+            <w:proofErr w:type="spellStart"/>
+            <w:r>
+              <w:rPr>
+                <w:rFonts w:ascii="Verdana" w:hAnsi="Verdana"/>
+                <w:sz w:val="20"/>
+                <w:szCs w:val="20"/>
+              </w:rPr>
+              <w:t>loanProposerName</w:t>
+            </w:r>
+            <w:proofErr w:type="spellEnd"/>
+            <w:r>
+              <w:rPr>
+                <w:rFonts w:ascii="Verdana" w:hAnsi="Verdana"/>
+                <w:sz w:val="20"/>
+                <w:szCs w:val="20"/>
+              </w:rPr>
+              <w:t>}</w:t>
+            </w:r>
+            <w:r>
+              <w:rPr>
+                <w:rFonts w:ascii="Verdana" w:hAnsi="Verdana"/>
+                <w:sz w:val="20"/>
+                <w:szCs w:val="20"/>
+              </w:rPr>
+              <w:t xml:space="preserve"> </w:t>
+            </w:r>
+            <w:r>
+              <w:rPr>
+                <w:rFonts w:ascii="Verdana" w:hAnsi="Verdana"/>
+                <w:sz w:val="20"/>
+                <w:szCs w:val="20"/>
+              </w:rPr>
+              <w:t>{</w:t>
+            </w:r>
+            <w:proofErr w:type="spellStart"/>
+            <w:r>
+              <w:rPr>
+                <w:rFonts w:ascii="Verdana" w:hAnsi="Verdana"/>
+                <w:sz w:val="20"/>
+                <w:szCs w:val="20"/>
+              </w:rPr>
+              <w:t>loanProposerRelationType</w:t>
+            </w:r>
+            <w:proofErr w:type="spellEnd"/>
+            <w:r>
+              <w:rPr>
+                <w:rFonts w:ascii="Verdana" w:hAnsi="Verdana"/>
+                <w:sz w:val="20"/>
+                <w:szCs w:val="20"/>
+              </w:rPr>
+              <w:t>}</w:t>
+            </w:r>
+            <w:r>
+              <w:rPr>
+                <w:rFonts w:ascii="Verdana" w:hAnsi="Verdana"/>
+                <w:sz w:val="20"/>
+                <w:szCs w:val="20"/>
+              </w:rPr>
+              <w:t xml:space="preserve"> </w:t>
+            </w:r>
+            <w:r>
+              <w:rPr>
+                <w:rFonts w:ascii="Verdana" w:hAnsi="Verdana"/>
+                <w:sz w:val="20"/>
+                <w:szCs w:val="20"/>
+              </w:rPr>
+              <w:t>{</w:t>
+            </w:r>
+            <w:proofErr w:type="spellStart"/>
+            <w:r>
+              <w:rPr>
+                <w:rFonts w:ascii="Verdana" w:hAnsi="Verdana"/>
+                <w:sz w:val="20"/>
+                <w:szCs w:val="20"/>
+              </w:rPr>
+              <w:t>loanProposerRelativeName</w:t>
+            </w:r>
+            <w:proofErr w:type="spellEnd"/>
+            <w:r>
+              <w:rPr>
+                <w:rFonts w:ascii="Verdana" w:hAnsi="Verdana"/>
+                <w:sz w:val="20"/>
+                <w:szCs w:val="20"/>
+              </w:rPr>
+              <w:t>}</w:t>
+            </w:r>
+            <w:r>
+              <w:rPr>
+                <w:rFonts w:ascii="Verdana" w:hAnsi="Verdana"/>
+                <w:sz w:val="20"/>
+                <w:szCs w:val="20"/>
+              </w:rPr>
+              <w:t xml:space="preserve">, RESINDET OF DOOR NO. </w:t>
+            </w:r>
+            <w:r>
+              <w:rPr>
+                <w:rFonts w:ascii="Verdana" w:hAnsi="Verdana"/>
+                <w:sz w:val="20"/>
+                <w:szCs w:val="20"/>
+              </w:rPr>
               <w:t>${</w:t>
             </w:r>
             <w:proofErr w:type="spellStart"/>
@@ -1000,10 +1160,22 @@
                 <w:rFonts w:ascii="Verdana" w:hAnsi="Verdana"/>
                 <w:sz w:val="20"/>
                 <w:szCs w:val="20"/>
-              </w:rPr>
-              <w:t>loanProposerName</w:t>
+                <w:lang w:val="en-IN"/>
+              </w:rPr>
+              <w:t>loanProposerDoorNumber</w:t>
             </w:r>
             <w:proofErr w:type="spellEnd"/>
+          </w:p>
+          <w:p>
+            <w:pPr>
+              <w:jc w:val="both"/>
+              <w:rPr>
+                <w:rFonts w:ascii="Verdana" w:hAnsi="Verdana"/>
+                <w:sz w:val="20"/>
+                <w:szCs w:val="20"/>
+                <w:lang w:val="en-IN"/>
+              </w:rPr>
+            </w:pPr>
             <w:r>
               <w:rPr>
                 <w:rFonts w:ascii="Verdana" w:hAnsi="Verdana"/>
@@ -1018,15 +1190,15 @@
                 <w:sz w:val="20"/>
                 <w:szCs w:val="20"/>
               </w:rPr>
-              <w:t xml:space="preserve"> </w:t>
-            </w:r>
-            <w:r>
-              <w:rPr>
-                <w:rFonts w:ascii="Verdana" w:hAnsi="Verdana"/>
-                <w:sz w:val="20"/>
-                <w:szCs w:val="20"/>
-              </w:rPr>
-              <w:t>${</w:t>
+              <w:t xml:space="preserve">, </w:t>
+            </w:r>
+            <w:r>
+              <w:rPr>
+                <w:rFonts w:ascii="Verdana" w:hAnsi="Verdana"/>
+                <w:sz w:val="20"/>
+                <w:szCs w:val="20"/>
+              </w:rPr>
+              <w:t>{</w:t>
             </w:r>
             <w:proofErr w:type="spellStart"/>
             <w:r>
@@ -1034,10 +1206,22 @@
                 <w:rFonts w:ascii="Verdana" w:hAnsi="Verdana"/>
                 <w:sz w:val="20"/>
                 <w:szCs w:val="20"/>
-              </w:rPr>
-              <w:t>loanProposerRelationType</w:t>
+                <w:lang w:val="en-IN"/>
+              </w:rPr>
+              <w:t>loanProposerStreetName</w:t>
             </w:r>
             <w:proofErr w:type="spellEnd"/>
+          </w:p>
+          <w:p>
+            <w:pPr>
+              <w:jc w:val="both"/>
+              <w:rPr>
+                <w:rFonts w:ascii="Verdana" w:hAnsi="Verdana"/>
+                <w:sz w:val="20"/>
+                <w:szCs w:val="20"/>
+                <w:lang w:val="en-IN"/>
+              </w:rPr>
+            </w:pPr>
             <w:r>
               <w:rPr>
                 <w:rFonts w:ascii="Verdana" w:hAnsi="Verdana"/>
@@ -1052,15 +1236,15 @@
                 <w:sz w:val="20"/>
                 <w:szCs w:val="20"/>
               </w:rPr>
-              <w:t xml:space="preserve"> </w:t>
-            </w:r>
-            <w:r>
-              <w:rPr>
-                <w:rFonts w:ascii="Verdana" w:hAnsi="Verdana"/>
-                <w:sz w:val="20"/>
-                <w:szCs w:val="20"/>
-              </w:rPr>
-              <w:t>${</w:t>
+              <w:t xml:space="preserve">, </w:t>
+            </w:r>
+            <w:r>
+              <w:rPr>
+                <w:rFonts w:ascii="Verdana" w:hAnsi="Verdana"/>
+                <w:sz w:val="20"/>
+                <w:szCs w:val="20"/>
+              </w:rPr>
+              <w:t>{</w:t>
             </w:r>
             <w:proofErr w:type="spellStart"/>
             <w:r>
@@ -1068,10 +1252,22 @@
                 <w:rFonts w:ascii="Verdana" w:hAnsi="Verdana"/>
                 <w:sz w:val="20"/>
                 <w:szCs w:val="20"/>
-              </w:rPr>
-              <w:t>loanProposerRelativeName</w:t>
+                <w:lang w:val="en-IN"/>
+              </w:rPr>
+              <w:t>loanProposerCityName</w:t>
             </w:r>
             <w:proofErr w:type="spellEnd"/>
+          </w:p>
+          <w:p>
+            <w:pPr>
+              <w:jc w:val="both"/>
+              <w:rPr>
+                <w:rFonts w:ascii="Verdana" w:hAnsi="Verdana"/>
+                <w:sz w:val="20"/>
+                <w:szCs w:val="20"/>
+                <w:lang w:val="en-IN"/>
+              </w:rPr>
+            </w:pPr>
             <w:r>
               <w:rPr>
                 <w:rFonts w:ascii="Verdana" w:hAnsi="Verdana"/>
@@ -1086,15 +1282,15 @@
                 <w:sz w:val="20"/>
                 <w:szCs w:val="20"/>
               </w:rPr>
-              <w:t xml:space="preserve">, RESINDET OF DOOR NO. </w:t>
-            </w:r>
-            <w:r>
-              <w:rPr>
-                <w:rFonts w:ascii="Verdana" w:hAnsi="Verdana"/>
-                <w:sz w:val="20"/>
-                <w:szCs w:val="20"/>
-              </w:rPr>
-              <w:t>${</w:t>
+              <w:t xml:space="preserve">., </w:t>
+            </w:r>
+            <w:r>
+              <w:rPr>
+                <w:rFonts w:ascii="Verdana" w:hAnsi="Verdana"/>
+                <w:sz w:val="20"/>
+                <w:szCs w:val="20"/>
+              </w:rPr>
+              <w:t>{</w:t>
             </w:r>
             <w:proofErr w:type="spellStart"/>
             <w:r>
@@ -1104,7 +1300,7 @@
                 <w:szCs w:val="20"/>
                 <w:lang w:val="en-IN"/>
               </w:rPr>
-              <w:t>loanProposerDoorNumber</w:t>
+              <w:t>loanProposerMandalName</w:t>
             </w:r>
             <w:proofErr w:type="spellEnd"/>
           </w:p>
@@ -1132,144 +1328,6 @@
                 <w:sz w:val="20"/>
                 <w:szCs w:val="20"/>
               </w:rPr>
-              <w:t xml:space="preserve">, </w:t>
-            </w:r>
-            <w:r>
-              <w:rPr>
-                <w:rFonts w:ascii="Verdana" w:hAnsi="Verdana"/>
-                <w:sz w:val="20"/>
-                <w:szCs w:val="20"/>
-              </w:rPr>
-              <w:t>${</w:t>
-            </w:r>
-            <w:proofErr w:type="spellStart"/>
-            <w:r>
-              <w:rPr>
-                <w:rFonts w:ascii="Verdana" w:hAnsi="Verdana"/>
-                <w:sz w:val="20"/>
-                <w:szCs w:val="20"/>
-                <w:lang w:val="en-IN"/>
-              </w:rPr>
-              <w:t>loanProposerStreetName</w:t>
-            </w:r>
-            <w:proofErr w:type="spellEnd"/>
-          </w:p>
-          <w:p>
-            <w:pPr>
-              <w:jc w:val="both"/>
-              <w:rPr>
-                <w:rFonts w:ascii="Verdana" w:hAnsi="Verdana"/>
-                <w:sz w:val="20"/>
-                <w:szCs w:val="20"/>
-                <w:lang w:val="en-IN"/>
-              </w:rPr>
-            </w:pPr>
-            <w:r>
-              <w:rPr>
-                <w:rFonts w:ascii="Verdana" w:hAnsi="Verdana"/>
-                <w:sz w:val="20"/>
-                <w:szCs w:val="20"/>
-              </w:rPr>
-              <w:t>}</w:t>
-            </w:r>
-            <w:r>
-              <w:rPr>
-                <w:rFonts w:ascii="Verdana" w:hAnsi="Verdana"/>
-                <w:sz w:val="20"/>
-                <w:szCs w:val="20"/>
-              </w:rPr>
-              <w:t xml:space="preserve">, </w:t>
-            </w:r>
-            <w:r>
-              <w:rPr>
-                <w:rFonts w:ascii="Verdana" w:hAnsi="Verdana"/>
-                <w:sz w:val="20"/>
-                <w:szCs w:val="20"/>
-              </w:rPr>
-              <w:t>${</w:t>
-            </w:r>
-            <w:proofErr w:type="spellStart"/>
-            <w:r>
-              <w:rPr>
-                <w:rFonts w:ascii="Verdana" w:hAnsi="Verdana"/>
-                <w:sz w:val="20"/>
-                <w:szCs w:val="20"/>
-                <w:lang w:val="en-IN"/>
-              </w:rPr>
-              <w:t>loanProposerCityName</w:t>
-            </w:r>
-            <w:proofErr w:type="spellEnd"/>
-          </w:p>
-          <w:p>
-            <w:pPr>
-              <w:jc w:val="both"/>
-              <w:rPr>
-                <w:rFonts w:ascii="Verdana" w:hAnsi="Verdana"/>
-                <w:sz w:val="20"/>
-                <w:szCs w:val="20"/>
-                <w:lang w:val="en-IN"/>
-              </w:rPr>
-            </w:pPr>
-            <w:r>
-              <w:rPr>
-                <w:rFonts w:ascii="Verdana" w:hAnsi="Verdana"/>
-                <w:sz w:val="20"/>
-                <w:szCs w:val="20"/>
-              </w:rPr>
-              <w:t>}</w:t>
-            </w:r>
-            <w:r>
-              <w:rPr>
-                <w:rFonts w:ascii="Verdana" w:hAnsi="Verdana"/>
-                <w:sz w:val="20"/>
-                <w:szCs w:val="20"/>
-              </w:rPr>
-              <w:t xml:space="preserve">., </w:t>
-            </w:r>
-            <w:r>
-              <w:rPr>
-                <w:rFonts w:ascii="Verdana" w:hAnsi="Verdana"/>
-                <w:sz w:val="20"/>
-                <w:szCs w:val="20"/>
-              </w:rPr>
-              <w:t>${</w:t>
-            </w:r>
-            <w:proofErr w:type="spellStart"/>
-            <w:r>
-              <w:rPr>
-                <w:rFonts w:ascii="Verdana" w:hAnsi="Verdana"/>
-                <w:sz w:val="20"/>
-                <w:szCs w:val="20"/>
-                <w:lang w:val="en-IN"/>
-              </w:rPr>
-              <w:t>loanProposerMandalName</w:t>
-            </w:r>
-            <w:proofErr w:type="spellEnd"/>
-          </w:p>
-          <w:p>
-            <w:pPr>
-              <w:jc w:val="both"/>
-              <w:rPr>
-                <w:rFonts w:ascii="Verdana" w:hAnsi="Verdana"/>
-                <w:sz w:val="20"/>
-                <w:szCs w:val="20"/>
-                <w:lang w:val="en-IN"/>
-              </w:rPr>
-            </w:pPr>
-            <w:r>
-              <w:rPr>
-                <w:rFonts w:ascii="Verdana" w:hAnsi="Verdana"/>
-                <w:sz w:val="20"/>
-                <w:szCs w:val="20"/>
-              </w:rPr>
-              <w:t>}</w:t>
-            </w:r>
-            <w:r>
-              <w:rPr>
-                <w:rFonts w:ascii="Verdana" w:hAnsi="Verdana"/>
-                <w:sz w:val="20"/>
-                <w:szCs w:val="20"/>
-              </w:rPr>
               <w:t xml:space="preserve"> MANDAL</w:t>
             </w:r>
             <w:proofErr w:type="gramStart"/>
@@ -1287,17 +1345,9 @@
                 <w:sz w:val="20"/>
                 <w:szCs w:val="20"/>
               </w:rPr>
-              <w:t>$</w:t>
+              <w:t>{</w:t>
             </w:r>
             <w:proofErr w:type="gramEnd"/>
-            <w:r>
-              <w:rPr>
-                <w:rFonts w:ascii="Verdana" w:hAnsi="Verdana"/>
-                <w:sz w:val="20"/>
-                <w:szCs w:val="20"/>
-              </w:rPr>
-              <w:t>{</w:t>
-            </w:r>
             <w:r>
               <w:rPr>
                 <w:rFonts w:ascii="Consolas" w:hAnsi="Consolas"/>
@@ -1352,7 +1402,7 @@
                 <w:sz w:val="20"/>
                 <w:szCs w:val="20"/>
               </w:rPr>
-              <w:t>${</w:t>
+              <w:t>{</w:t>
             </w:r>
             <w:proofErr w:type="spellStart"/>
             <w:r>
@@ -1664,7 +1714,7 @@
                 <w:sz w:val="20"/>
                 <w:szCs w:val="20"/>
               </w:rPr>
-              <w:t>${</w:t>
+              <w:t>{</w:t>
             </w:r>
             <w:proofErr w:type="spellStart"/>
             <w:r>
@@ -2205,7 +2255,7 @@
                 <w:szCs w:val="20"/>
                 <w:u w:val="single"/>
               </w:rPr>
-              <w:t>${</w:t>
+              <w:t>{</w:t>
             </w:r>
             <w:r>
               <w:rPr>
@@ -2264,7 +2314,7 @@
                 <w:szCs w:val="20"/>
                 <w:u w:val="single"/>
               </w:rPr>
-              <w:t>${</w:t>
+              <w:t>{</w:t>
             </w:r>
             <w:proofErr w:type="spellStart"/>
             <w:r>
@@ -2335,7 +2385,7 @@
                 <w:szCs w:val="20"/>
                 <w:u w:val="single"/>
               </w:rPr>
-              <w:t>${</w:t>
+              <w:t>{</w:t>
             </w:r>
             <w:proofErr w:type="spellStart"/>
             <w:r>
@@ -2535,71 +2585,9 @@
                 <w:sz w:val="20"/>
                 <w:szCs w:val="20"/>
               </w:rPr>
-              <w:t xml:space="preserve">TALLAREVU SRO </w:t>
-            </w:r>
-            <w:r>
-              <w:rPr>
-                <w:rFonts w:ascii="Cambria" w:hAnsi="Cambria" w:cs="Arial"/>
-                <w:sz w:val="20"/>
-                <w:szCs w:val="20"/>
-              </w:rPr>
-              <w:t xml:space="preserve">, </w:t>
-            </w:r>
-            <w:r>
-              <w:rPr>
-                <w:rFonts w:ascii="Cambria" w:hAnsi="Cambria" w:cs="Arial"/>
-                <w:sz w:val="20"/>
-                <w:szCs w:val="20"/>
-              </w:rPr>
-              <w:t>${</w:t>
-            </w:r>
-            <w:proofErr w:type="spellStart"/>
-            <w:r>
-              <w:rPr>
-                <w:rFonts w:ascii="Cambria" w:hAnsi="Cambria" w:cs="Arial"/>
-                <w:sz w:val="20"/>
-                <w:szCs w:val="20"/>
-                <w:lang w:val="en-IN"/>
-              </w:rPr>
-              <w:t>loanProposerMandalName</w:t>
-            </w:r>
-            <w:proofErr w:type="spellEnd"/>
-          </w:p>
-          <w:p>
-            <w:pPr>
-              <w:ind w:right="72"/>
-              <w:jc w:val="both"/>
-              <w:rPr>
-                <w:rFonts w:ascii="Cambria" w:hAnsi="Cambria" w:cs="Arial"/>
-                <w:sz w:val="20"/>
-                <w:szCs w:val="20"/>
-                <w:lang w:val="en-IN"/>
-              </w:rPr>
-            </w:pPr>
-            <w:r>
-              <w:rPr>
-                <w:rFonts w:ascii="Cambria" w:hAnsi="Cambria" w:cs="Arial"/>
-                <w:sz w:val="20"/>
-                <w:szCs w:val="20"/>
-              </w:rPr>
-              <w:t>}</w:t>
-            </w:r>
-            <w:r>
-              <w:rPr>
-                <w:rFonts w:ascii="Cambria" w:hAnsi="Cambria" w:cs="Arial"/>
-                <w:sz w:val="20"/>
-                <w:szCs w:val="20"/>
-              </w:rPr>
-              <w:t xml:space="preserve"> </w:t>
-            </w:r>
-            <w:r>
-              <w:rPr>
-                <w:rFonts w:ascii="Cambria" w:hAnsi="Cambria" w:cs="Arial"/>
-                <w:sz w:val="20"/>
-                <w:szCs w:val="20"/>
-              </w:rPr>
-              <w:t xml:space="preserve">MANDAL </w:t>
-            </w:r>
+              <w:t xml:space="preserve">TALLAREVU </w:t>
+            </w:r>
+            <w:proofErr w:type="gramStart"/>
             <w:r>
               <w:rPr>
                 <w:rFonts w:ascii="Cambria" w:hAnsi="Cambria" w:cs="Arial"/>
@@ -2607,6 +2595,87 @@
                 <w:sz w:val="20"/>
                 <w:szCs w:val="20"/>
               </w:rPr>
+              <w:t xml:space="preserve">SRO </w:t>
+            </w:r>
+            <w:r>
+              <w:rPr>
+                <w:rFonts w:ascii="Cambria" w:hAnsi="Cambria" w:cs="Arial"/>
+                <w:sz w:val="20"/>
+                <w:szCs w:val="20"/>
+              </w:rPr>
+              <w:t>,</w:t>
+            </w:r>
+            <w:proofErr w:type="gramEnd"/>
+            <w:r>
+              <w:rPr>
+                <w:rFonts w:ascii="Cambria" w:hAnsi="Cambria" w:cs="Arial"/>
+                <w:sz w:val="20"/>
+                <w:szCs w:val="20"/>
+              </w:rPr>
+              <w:t xml:space="preserve"> </w:t>
+            </w:r>
+            <w:r>
+              <w:rPr>
+                <w:rFonts w:ascii="Cambria" w:hAnsi="Cambria" w:cs="Arial"/>
+                <w:sz w:val="20"/>
+                <w:szCs w:val="20"/>
+              </w:rPr>
+              <w:t>{</w:t>
+            </w:r>
+            <w:proofErr w:type="spellStart"/>
+            <w:r>
+              <w:rPr>
+                <w:rFonts w:ascii="Cambria" w:hAnsi="Cambria" w:cs="Arial"/>
+                <w:sz w:val="20"/>
+                <w:szCs w:val="20"/>
+                <w:lang w:val="en-IN"/>
+              </w:rPr>
+              <w:t>loanProposerMandalName</w:t>
+            </w:r>
+            <w:proofErr w:type="spellEnd"/>
+          </w:p>
+          <w:p>
+            <w:pPr>
+              <w:ind w:right="72"/>
+              <w:jc w:val="both"/>
+              <w:rPr>
+                <w:rFonts w:ascii="Cambria" w:hAnsi="Cambria" w:cs="Arial"/>
+                <w:sz w:val="20"/>
+                <w:szCs w:val="20"/>
+                <w:lang w:val="en-IN"/>
+              </w:rPr>
+            </w:pPr>
+            <w:r>
+              <w:rPr>
+                <w:rFonts w:ascii="Cambria" w:hAnsi="Cambria" w:cs="Arial"/>
+                <w:sz w:val="20"/>
+                <w:szCs w:val="20"/>
+              </w:rPr>
+              <w:t>}</w:t>
+            </w:r>
+            <w:r>
+              <w:rPr>
+                <w:rFonts w:ascii="Cambria" w:hAnsi="Cambria" w:cs="Arial"/>
+                <w:sz w:val="20"/>
+                <w:szCs w:val="20"/>
+              </w:rPr>
+              <w:t xml:space="preserve"> </w:t>
+            </w:r>
+            <w:r>
+              <w:rPr>
+                <w:rFonts w:ascii="Cambria" w:hAnsi="Cambria" w:cs="Arial"/>
+                <w:sz w:val="20"/>
+                <w:szCs w:val="20"/>
+              </w:rPr>
+              <w:t xml:space="preserve">MANDAL </w:t>
+            </w:r>
+            <w:r>
+              <w:rPr>
+                <w:rFonts w:ascii="Cambria" w:hAnsi="Cambria" w:cs="Arial"/>
+                <w:b/>
+                <w:sz w:val="20"/>
+                <w:szCs w:val="20"/>
+              </w:rPr>
               <w:t xml:space="preserve">village: </w:t>
             </w:r>
             <w:r>
@@ -2615,7 +2684,7 @@
                 <w:sz w:val="20"/>
                 <w:szCs w:val="20"/>
               </w:rPr>
-              <w:t>${</w:t>
+              <w:t>{</w:t>
             </w:r>
             <w:proofErr w:type="spellStart"/>
             <w:r>
@@ -3059,8 +3128,18 @@
                 <w:sz w:val="20"/>
                 <w:szCs w:val="20"/>
               </w:rPr>
-              <w:t>bounded by :</w:t>
-            </w:r>
+              <w:t xml:space="preserve">bounded </w:t>
+            </w:r>
+            <w:proofErr w:type="gramStart"/>
+            <w:r>
+              <w:rPr>
+                <w:rFonts w:ascii="Cambria" w:hAnsi="Cambria" w:cs="Arial"/>
+                <w:sz w:val="20"/>
+                <w:szCs w:val="20"/>
+              </w:rPr>
+              <w:t>by :</w:t>
+            </w:r>
+            <w:proofErr w:type="gramEnd"/>
           </w:p>
           <w:p>
             <w:pPr>
@@ -3116,7 +3195,7 @@
                 <w:sz w:val="20"/>
                 <w:szCs w:val="20"/>
               </w:rPr>
-              <w:t>${</w:t>
+              <w:t>{</w:t>
             </w:r>
             <w:proofErr w:type="spellStart"/>
             <w:r>
@@ -3193,7 +3272,7 @@
                 <w:sz w:val="20"/>
                 <w:szCs w:val="20"/>
               </w:rPr>
-              <w:t>${</w:t>
+              <w:t>{</w:t>
             </w:r>
             <w:proofErr w:type="spellStart"/>
             <w:r>
@@ -3282,7 +3361,7 @@
                 <w:sz w:val="20"/>
                 <w:szCs w:val="20"/>
               </w:rPr>
-              <w:t>${</w:t>
+              <w:t>{</w:t>
             </w:r>
             <w:proofErr w:type="spellStart"/>
             <w:r>
@@ -3371,7 +3450,7 @@
                 <w:sz w:val="20"/>
                 <w:szCs w:val="20"/>
               </w:rPr>
-              <w:t>${</w:t>
+              <w:t>{</w:t>
             </w:r>
             <w:proofErr w:type="spellStart"/>
             <w:r>
@@ -4102,7 +4181,7 @@
                       <w:sz w:val="20"/>
                       <w:szCs w:val="20"/>
                     </w:rPr>
-                    <w:t>${</w:t>
+                    <w:t>{</w:t>
                   </w:r>
                   <w:proofErr w:type="spellStart"/>
                   <w:r>
@@ -4161,7 +4240,7 @@
                       <w:sz w:val="20"/>
                       <w:szCs w:val="20"/>
                     </w:rPr>
-                    <w:t>${</w:t>
+                    <w:t>{</w:t>
                   </w:r>
                   <w:proofErr w:type="spellStart"/>
                   <w:r>
@@ -4228,7 +4307,7 @@
                       <w:sz w:val="20"/>
                       <w:szCs w:val="20"/>
                     </w:rPr>
-                    <w:t>${</w:t>
+                    <w:t>{</w:t>
                   </w:r>
                   <w:proofErr w:type="spellStart"/>
                   <w:r>
@@ -4427,7 +4506,7 @@
                       <w:sz w:val="20"/>
                       <w:szCs w:val="20"/>
                     </w:rPr>
-                    <w:t>${</w:t>
+                    <w:t>{</w:t>
                   </w:r>
                   <w:proofErr w:type="spellStart"/>
                   <w:r>
@@ -4486,7 +4565,7 @@
                       <w:sz w:val="20"/>
                       <w:szCs w:val="20"/>
                     </w:rPr>
-                    <w:t>${</w:t>
+                    <w:t>{</w:t>
                   </w:r>
                   <w:proofErr w:type="spellStart"/>
                   <w:r>
@@ -4635,7 +4714,7 @@
                       <w:sz w:val="20"/>
                       <w:szCs w:val="20"/>
                     </w:rPr>
-                    <w:t>${</w:t>
+                    <w:t>{</w:t>
                   </w:r>
                   <w:proofErr w:type="spellStart"/>
                   <w:r>
@@ -4702,7 +4781,7 @@
                       <w:sz w:val="20"/>
                       <w:szCs w:val="20"/>
                     </w:rPr>
-                    <w:t>${</w:t>
+                    <w:t>{</w:t>
                   </w:r>
                   <w:proofErr w:type="spellStart"/>
                   <w:r>
@@ -4769,7 +4848,7 @@
                       <w:sz w:val="20"/>
                       <w:szCs w:val="20"/>
                     </w:rPr>
-                    <w:t>${</w:t>
+                    <w:t>{</w:t>
                   </w:r>
                   <w:proofErr w:type="spellStart"/>
                   <w:r>
@@ -5006,7 +5085,7 @@
                       <w:sz w:val="20"/>
                       <w:szCs w:val="20"/>
                     </w:rPr>
-                    <w:t>${</w:t>
+                    <w:t>{</w:t>
                   </w:r>
                   <w:proofErr w:type="spellStart"/>
                   <w:r>
@@ -5065,7 +5144,7 @@
                       <w:sz w:val="20"/>
                       <w:szCs w:val="20"/>
                     </w:rPr>
-                    <w:t>${</w:t>
+                    <w:t>{</w:t>
                   </w:r>
                   <w:proofErr w:type="spellStart"/>
                   <w:r>
@@ -5124,7 +5203,7 @@
                       <w:sz w:val="20"/>
                       <w:szCs w:val="20"/>
                     </w:rPr>
-                    <w:t>${</w:t>
+                    <w:t>{</w:t>
                   </w:r>
                   <w:proofErr w:type="spellStart"/>
                   <w:r>
@@ -5571,7 +5650,7 @@
                 <w:sz w:val="20"/>
                 <w:szCs w:val="20"/>
               </w:rPr>
-              <w:t>${</w:t>
+              <w:t>{</w:t>
             </w:r>
             <w:proofErr w:type="spellStart"/>
             <w:r>
@@ -5662,7 +5741,7 @@
                 <w:sz w:val="20"/>
                 <w:szCs w:val="20"/>
               </w:rPr>
-              <w:t>${</w:t>
+              <w:t>{</w:t>
             </w:r>
             <w:proofErr w:type="spellStart"/>
             <w:r>
@@ -5741,7 +5820,7 @@
                 <w:sz w:val="20"/>
                 <w:szCs w:val="20"/>
               </w:rPr>
-              <w:t>${</w:t>
+              <w:t>{</w:t>
             </w:r>
             <w:proofErr w:type="spellStart"/>
             <w:r>
@@ -5892,8 +5971,9 @@
                 <w:sz w:val="20"/>
                 <w:szCs w:val="20"/>
               </w:rPr>
-              <w:t xml:space="preserve"> Sale Deed dated.</w:t>
-            </w:r>
+              <w:t xml:space="preserve"> Sale Deed </w:t>
+            </w:r>
+            <w:proofErr w:type="gramStart"/>
             <w:r>
               <w:rPr>
                 <w:rFonts w:ascii="Verdana" w:hAnsi="Verdana"/>
@@ -5902,8 +5982,19 @@
                 <w:sz w:val="20"/>
                 <w:szCs w:val="20"/>
               </w:rPr>
-              <w:t>${</w:t>
-            </w:r>
+              <w:t>dated.</w:t>
+            </w:r>
+            <w:r>
+              <w:rPr>
+                <w:rFonts w:ascii="Verdana" w:hAnsi="Verdana"/>
+                <w:i/>
+                <w:color w:val="000000"/>
+                <w:sz w:val="20"/>
+                <w:szCs w:val="20"/>
+              </w:rPr>
+              <w:t>{</w:t>
+            </w:r>
+            <w:proofErr w:type="gramEnd"/>
             <w:r>
               <w:rPr>
                 <w:rFonts w:ascii="Consolas" w:hAnsi="Consolas"/>
@@ -5980,7 +6071,7 @@
                 <w:sz w:val="20"/>
                 <w:szCs w:val="20"/>
               </w:rPr>
-              <w:t>${</w:t>
+              <w:t>{</w:t>
             </w:r>
             <w:proofErr w:type="spellStart"/>
             <w:r>
@@ -6084,7 +6175,7 @@
                 <w:sz w:val="20"/>
                 <w:szCs w:val="20"/>
               </w:rPr>
-              <w:t>${</w:t>
+              <w:t>{</w:t>
             </w:r>
             <w:proofErr w:type="spellStart"/>
             <w:r>
@@ -6142,7 +6233,25 @@
                 <w:sz w:val="20"/>
                 <w:szCs w:val="20"/>
               </w:rPr>
-              <w:t xml:space="preserve">for an </w:t>
+              <w:t xml:space="preserve">for </w:t>
+            </w:r>
+            <w:proofErr w:type="gramStart"/>
+            <w:r>
+              <w:rPr>
+                <w:rFonts w:ascii="Verdana" w:hAnsi="Verdana"/>
+                <w:sz w:val="20"/>
+                <w:szCs w:val="20"/>
+              </w:rPr>
+              <w:t>an</w:t>
+            </w:r>
+            <w:proofErr w:type="gramEnd"/>
+            <w:r>
+              <w:rPr>
+                <w:rFonts w:ascii="Verdana" w:hAnsi="Verdana"/>
+                <w:sz w:val="20"/>
+                <w:szCs w:val="20"/>
+              </w:rPr>
+              <w:t xml:space="preserve"> </w:t>
             </w:r>
             <w:r>
               <w:rPr>
@@ -6197,7 +6306,16 @@
                 <w:sz w:val="20"/>
                 <w:szCs w:val="20"/>
               </w:rPr>
-              <w:t xml:space="preserve">  the  </w:t>
+              <w:t xml:space="preserve">  </w:t>
+            </w:r>
+            <w:proofErr w:type="gramStart"/>
+            <w:r>
+              <w:rPr>
+                <w:rFonts w:ascii="Verdana" w:hAnsi="Verdana"/>
+                <w:sz w:val="20"/>
+                <w:szCs w:val="20"/>
+              </w:rPr>
+              <w:t xml:space="preserve">the  </w:t>
             </w:r>
             <w:r>
               <w:rPr>
@@ -6207,9 +6325,10 @@
                 <w:sz w:val="20"/>
                 <w:szCs w:val="20"/>
               </w:rPr>
-              <w:t>${</w:t>
+              <w:t>{</w:t>
             </w:r>
             <w:proofErr w:type="spellStart"/>
+            <w:proofErr w:type="gramEnd"/>
             <w:r>
               <w:rPr>
                 <w:rFonts w:ascii="Verdana" w:hAnsi="Verdana"/>
@@ -6303,8 +6422,9 @@
                 <w:szCs w:val="20"/>
                 <w:u w:val="single"/>
               </w:rPr>
-              <w:t>Regd. Sale Deed dt.</w:t>
-            </w:r>
+              <w:t xml:space="preserve">Regd. Sale Deed </w:t>
+            </w:r>
+            <w:proofErr w:type="gramStart"/>
             <w:r>
               <w:rPr>
                 <w:rFonts w:ascii="Verdana" w:hAnsi="Verdana"/>
@@ -6313,8 +6433,19 @@
                 <w:szCs w:val="20"/>
                 <w:u w:val="single"/>
               </w:rPr>
-              <w:t>${</w:t>
-            </w:r>
+              <w:t>dt.</w:t>
+            </w:r>
+            <w:r>
+              <w:rPr>
+                <w:rFonts w:ascii="Verdana" w:hAnsi="Verdana"/>
+                <w:b/>
+                <w:sz w:val="20"/>
+                <w:szCs w:val="20"/>
+                <w:u w:val="single"/>
+              </w:rPr>
+              <w:t>{</w:t>
+            </w:r>
+            <w:proofErr w:type="gramEnd"/>
             <w:r>
               <w:rPr>
                 <w:rFonts w:ascii="Consolas" w:hAnsi="Consolas"/>
@@ -6433,7 +6564,7 @@
                 <w:sz w:val="20"/>
                 <w:szCs w:val="20"/>
               </w:rPr>
-              <w:t xml:space="preserve"> ${</w:t>
+              <w:t xml:space="preserve"> {</w:t>
             </w:r>
             <w:proofErr w:type="spellStart"/>
             <w:r>
@@ -6523,7 +6654,25 @@
                 <w:sz w:val="20"/>
                 <w:szCs w:val="20"/>
               </w:rPr>
-              <w:t xml:space="preserve">Vendor has provided  usual warranties as to their right, title and interest in the schedule property. This document duly executed properly stamped and validly registered. Thus, the vendee of the above list document No.1, who is the loan applicant here in got the schedule property with absolute rights thereof. The recitals of the said sale deed further disclose that the schedule property is not assigned by the government and the A.P. Act 9/77 has no application to it and it is undisputed, </w:t>
+              <w:t xml:space="preserve">Vendor has </w:t>
+            </w:r>
+            <w:proofErr w:type="gramStart"/>
+            <w:r>
+              <w:rPr>
+                <w:rFonts w:ascii="Verdana" w:hAnsi="Verdana"/>
+                <w:sz w:val="20"/>
+                <w:szCs w:val="20"/>
+              </w:rPr>
+              <w:t>provided  usual</w:t>
+            </w:r>
+            <w:proofErr w:type="gramEnd"/>
+            <w:r>
+              <w:rPr>
+                <w:rFonts w:ascii="Verdana" w:hAnsi="Verdana"/>
+                <w:sz w:val="20"/>
+                <w:szCs w:val="20"/>
+              </w:rPr>
+              <w:t xml:space="preserve"> warranties as to their right, title and interest in the schedule property. This document duly executed properly stamped and validly registered. Thus, the vendee of the above list document No.1, who is the loan applicant here in got the schedule property with absolute rights thereof. The recitals of the said sale deed further disclose that the schedule property is not assigned by the government and the A.P. Act 9/77 has no application to it and it is undisputed, </w:t>
             </w:r>
             <w:proofErr w:type="spellStart"/>
             <w:r>
@@ -6665,7 +6814,7 @@
                 <w:sz w:val="20"/>
                 <w:szCs w:val="20"/>
               </w:rPr>
-              <w:t>${</w:t>
+              <w:t>{</w:t>
             </w:r>
             <w:proofErr w:type="spellStart"/>
             <w:r>
@@ -6729,7 +6878,7 @@
                 <w:sz w:val="20"/>
                 <w:szCs w:val="20"/>
               </w:rPr>
-              <w:t>${</w:t>
+              <w:t>{</w:t>
             </w:r>
             <w:proofErr w:type="spellStart"/>
             <w:r>
@@ -6865,7 +7014,7 @@
                 <w:sz w:val="20"/>
                 <w:szCs w:val="20"/>
               </w:rPr>
-              <w:t>${</w:t>
+              <w:t>{</w:t>
             </w:r>
             <w:proofErr w:type="spellStart"/>
             <w:r>
@@ -6894,6 +7043,7 @@
                 <w:lang w:val="en-IN"/>
               </w:rPr>
             </w:pPr>
+            <w:proofErr w:type="gramStart"/>
             <w:r>
               <w:rPr>
                 <w:rFonts w:ascii="Verdana" w:hAnsi="Verdana" w:cs="Arial"/>
@@ -6908,7 +7058,16 @@
                 <w:sz w:val="20"/>
                 <w:szCs w:val="20"/>
               </w:rPr>
-              <w:t xml:space="preserve">obtained from </w:t>
+              <w:t>obtained</w:t>
+            </w:r>
+            <w:proofErr w:type="gramEnd"/>
+            <w:r>
+              <w:rPr>
+                <w:rFonts w:ascii="Verdana" w:hAnsi="Verdana" w:cs="Arial"/>
+                <w:sz w:val="20"/>
+                <w:szCs w:val="20"/>
+              </w:rPr>
+              <w:t xml:space="preserve"> from </w:t>
             </w:r>
             <w:r>
               <w:rPr>
@@ -6933,7 +7092,7 @@
                 <w:sz w:val="20"/>
                 <w:szCs w:val="20"/>
               </w:rPr>
-              <w:t>${</w:t>
+              <w:t>{</w:t>
             </w:r>
             <w:proofErr w:type="spellStart"/>
             <w:r>
@@ -7002,7 +7161,7 @@
                 <w:sz w:val="20"/>
                 <w:szCs w:val="20"/>
               </w:rPr>
-              <w:t>${</w:t>
+              <w:t>{</w:t>
             </w:r>
             <w:proofErr w:type="spellStart"/>
             <w:r>
@@ -7114,7 +7273,16 @@
                 <w:sz w:val="20"/>
                 <w:szCs w:val="20"/>
               </w:rPr>
-              <w:t>${</w:t>
+              <w:t xml:space="preserve"> </w:t>
+            </w:r>
+            <w:r>
+              <w:rPr>
+                <w:rFonts w:ascii="Verdana" w:hAnsi="Verdana" w:cs="Arial"/>
+                <w:bCs/>
+                <w:sz w:val="20"/>
+                <w:szCs w:val="20"/>
+              </w:rPr>
+              <w:t>{</w:t>
             </w:r>
             <w:proofErr w:type="spellStart"/>
             <w:r>
@@ -7646,8 +7814,17 @@
                 <w:sz w:val="20"/>
                 <w:szCs w:val="20"/>
               </w:rPr>
-              <w:t xml:space="preserve"> line in IGRS web site ,</w:t>
-            </w:r>
+              <w:t xml:space="preserve"> line in IGRS web </w:t>
+            </w:r>
+            <w:proofErr w:type="gramStart"/>
+            <w:r>
+              <w:rPr>
+                <w:sz w:val="20"/>
+                <w:szCs w:val="20"/>
+              </w:rPr>
+              <w:t>site ,</w:t>
+            </w:r>
+            <w:proofErr w:type="gramEnd"/>
           </w:p>
           <w:p>
             <w:pPr>
@@ -7719,67 +7896,59 @@
                 <w:sz w:val="20"/>
                 <w:szCs w:val="20"/>
               </w:rPr>
-              <w:t>$</w:t>
-            </w:r>
+              <w:t>{</w:t>
+            </w:r>
+            <w:proofErr w:type="spellStart"/>
             <w:proofErr w:type="gramEnd"/>
             <w:r>
               <w:rPr>
                 <w:bCs/>
                 <w:sz w:val="20"/>
                 <w:szCs w:val="20"/>
+                <w:lang w:val="en-IN"/>
+              </w:rPr>
+              <w:t>loanProposerName</w:t>
+            </w:r>
+            <w:proofErr w:type="spellEnd"/>
+          </w:p>
+          <w:p>
+            <w:pPr>
+              <w:jc w:val="both"/>
+              <w:rPr>
+                <w:sz w:val="20"/>
+                <w:szCs w:val="20"/>
+                <w:lang w:val="en-IN"/>
+              </w:rPr>
+            </w:pPr>
+            <w:r>
+              <w:rPr>
+                <w:bCs/>
+                <w:sz w:val="20"/>
+                <w:szCs w:val="20"/>
+              </w:rPr>
+              <w:t>}</w:t>
+            </w:r>
+            <w:r>
+              <w:rPr>
+                <w:bCs/>
+                <w:sz w:val="20"/>
+                <w:szCs w:val="20"/>
+              </w:rPr>
+              <w:t xml:space="preserve"> </w:t>
+            </w:r>
+            <w:r>
+              <w:rPr>
+                <w:sz w:val="20"/>
+                <w:szCs w:val="20"/>
+              </w:rPr>
+              <w:t xml:space="preserve">mentioned in Documents conveying the property mentioned herein by way of Sale deed dated. </w:t>
+            </w:r>
+            <w:r>
+              <w:rPr>
+                <w:sz w:val="20"/>
+                <w:szCs w:val="20"/>
               </w:rPr>
               <w:t>{</w:t>
-            </w:r>
-            <w:proofErr w:type="spellStart"/>
-            <w:r>
-              <w:rPr>
-                <w:bCs/>
-                <w:sz w:val="20"/>
-                <w:szCs w:val="20"/>
-                <w:lang w:val="en-IN"/>
-              </w:rPr>
-              <w:t>loanProposerName</w:t>
-            </w:r>
-            <w:proofErr w:type="spellEnd"/>
-          </w:p>
-          <w:p>
-            <w:pPr>
-              <w:jc w:val="both"/>
-              <w:rPr>
-                <w:sz w:val="20"/>
-                <w:szCs w:val="20"/>
-                <w:lang w:val="en-IN"/>
-              </w:rPr>
-            </w:pPr>
-            <w:r>
-              <w:rPr>
-                <w:bCs/>
-                <w:sz w:val="20"/>
-                <w:szCs w:val="20"/>
-              </w:rPr>
-              <w:t>}</w:t>
-            </w:r>
-            <w:r>
-              <w:rPr>
-                <w:bCs/>
-                <w:sz w:val="20"/>
-                <w:szCs w:val="20"/>
-              </w:rPr>
-              <w:t xml:space="preserve"> </w:t>
-            </w:r>
-            <w:r>
-              <w:rPr>
-                <w:sz w:val="20"/>
-                <w:szCs w:val="20"/>
-              </w:rPr>
-              <w:t xml:space="preserve">mentioned in Documents conveying the property mentioned herein by way of Sale deed dated. </w:t>
-            </w:r>
-            <w:r>
-              <w:rPr>
-                <w:sz w:val="20"/>
-                <w:szCs w:val="20"/>
-              </w:rPr>
-              <w:t>${</w:t>
             </w:r>
             <w:proofErr w:type="spellStart"/>
             <w:r>
@@ -8899,7 +9068,7 @@
                 <w:sz w:val="18"/>
                 <w:szCs w:val="18"/>
               </w:rPr>
-              <w:t>${</w:t>
+              <w:t>{</w:t>
             </w:r>
             <w:proofErr w:type="spellStart"/>
             <w:r>
@@ -9402,7 +9571,7 @@
                       <w:sz w:val="20"/>
                       <w:szCs w:val="20"/>
                     </w:rPr>
-                    <w:t>${</w:t>
+                    <w:t>{</w:t>
                   </w:r>
                   <w:proofErr w:type="spellStart"/>
                   <w:r>
@@ -9461,7 +9630,7 @@
                       <w:sz w:val="20"/>
                       <w:szCs w:val="20"/>
                     </w:rPr>
-                    <w:t>${</w:t>
+                    <w:t>{</w:t>
                   </w:r>
                   <w:proofErr w:type="spellStart"/>
                   <w:r>
@@ -9520,7 +9689,7 @@
                       <w:sz w:val="20"/>
                       <w:szCs w:val="20"/>
                     </w:rPr>
-                    <w:t>${</w:t>
+                    <w:t>{</w:t>
                   </w:r>
                   <w:proofErr w:type="spellStart"/>
                   <w:r>
@@ -9566,7 +9735,7 @@
                       <w:sz w:val="20"/>
                       <w:szCs w:val="20"/>
                     </w:rPr>
-                    <w:t>${</w:t>
+                    <w:t>{</w:t>
                   </w:r>
                   <w:proofErr w:type="spellStart"/>
                   <w:r>
@@ -9750,7 +9919,7 @@
                       <w:sz w:val="20"/>
                       <w:szCs w:val="20"/>
                     </w:rPr>
-                    <w:t>${</w:t>
+                    <w:t>{</w:t>
                   </w:r>
                   <w:proofErr w:type="spellStart"/>
                   <w:r>
@@ -9809,7 +9978,7 @@
                       <w:sz w:val="20"/>
                       <w:szCs w:val="20"/>
                     </w:rPr>
-                    <w:t>${</w:t>
+                    <w:t>{</w:t>
                   </w:r>
                   <w:proofErr w:type="spellStart"/>
                   <w:r>
@@ -9876,7 +10045,7 @@
                       <w:sz w:val="20"/>
                       <w:szCs w:val="20"/>
                     </w:rPr>
-                    <w:t>${</w:t>
+                    <w:t>{</w:t>
                   </w:r>
                   <w:proofErr w:type="spellStart"/>
                   <w:r>
@@ -10024,7 +10193,7 @@
                       <w:sz w:val="20"/>
                       <w:szCs w:val="20"/>
                     </w:rPr>
-                    <w:t>${</w:t>
+                    <w:t>{</w:t>
                   </w:r>
                   <w:proofErr w:type="spellStart"/>
                   <w:r>
@@ -10083,7 +10252,7 @@
                       <w:sz w:val="20"/>
                       <w:szCs w:val="20"/>
                     </w:rPr>
-                    <w:t>${</w:t>
+                    <w:t>{</w:t>
                   </w:r>
                   <w:proofErr w:type="spellStart"/>
                   <w:r>
@@ -10142,7 +10311,7 @@
                       <w:sz w:val="20"/>
                       <w:szCs w:val="20"/>
                     </w:rPr>
-                    <w:t>${</w:t>
+                    <w:t>{</w:t>
                   </w:r>
                   <w:proofErr w:type="spellStart"/>
                   <w:r>
@@ -11213,7 +11382,43 @@
           <w:sz w:val="22"/>
           <w:szCs w:val="22"/>
         </w:rPr>
-        <w:t xml:space="preserve">H NO.13-7-4, THYGARAJA NAGAR        (Mani Babu)      </w:t>
+        <w:t xml:space="preserve">H NO.13-7-4, THYGARAJA NAGAR     </w:t>
+      </w:r>
+      <w:proofErr w:type="gramStart"/>
+      <w:r>
+        <w:rPr>
+          <w:rFonts w:ascii="Bookman Old Style" w:eastAsia="Calibri" w:hAnsi="Bookman Old Style" w:cs="Arial"/>
+          <w:sz w:val="22"/>
+          <w:szCs w:val="22"/>
+        </w:rPr>
+        <w:t xml:space="preserve">   (</w:t>
+      </w:r>
+      <w:proofErr w:type="gramEnd"/>
+      <w:r>
+        <w:rPr>
+          <w:rFonts w:ascii="Bookman Old Style" w:eastAsia="Calibri" w:hAnsi="Bookman Old Style" w:cs="Arial"/>
+          <w:sz w:val="22"/>
+          <w:szCs w:val="22"/>
+        </w:rPr>
+        <w:t xml:space="preserve">Mani </w:t>
+      </w:r>
+      <w:proofErr w:type="gramStart"/>
+      <w:r>
+        <w:rPr>
+          <w:rFonts w:ascii="Bookman Old Style" w:eastAsia="Calibri" w:hAnsi="Bookman Old Style" w:cs="Arial"/>
+          <w:sz w:val="22"/>
+          <w:szCs w:val="22"/>
+        </w:rPr>
+        <w:t xml:space="preserve">Babu)   </w:t>
+      </w:r>
+      <w:proofErr w:type="gramEnd"/>
+      <w:r>
+        <w:rPr>
+          <w:rFonts w:ascii="Bookman Old Style" w:eastAsia="Calibri" w:hAnsi="Bookman Old Style" w:cs="Arial"/>
+          <w:sz w:val="22"/>
+          <w:szCs w:val="22"/>
+        </w:rPr>
+        <w:t xml:space="preserve">   </w:t>
       </w:r>
       <w:r>
         <w:rPr>
@@ -11963,7 +12168,25 @@
           <w:sz w:val="20"/>
           <w:szCs w:val="22"/>
         </w:rPr>
-        <w:t xml:space="preserve"> title to the under mentioned property offered to the company by way of mortgage  and have also verified the original title documents submitted to me/ us.</w:t>
+        <w:t xml:space="preserve"> title to the under mentioned property offered to the company by way of </w:t>
+      </w:r>
+      <w:proofErr w:type="gramStart"/>
+      <w:r>
+        <w:rPr>
+          <w:rFonts w:ascii="Verdana" w:hAnsi="Verdana"/>
+          <w:sz w:val="20"/>
+          <w:szCs w:val="22"/>
+        </w:rPr>
+        <w:t>mortgage  and</w:t>
+      </w:r>
+      <w:proofErr w:type="gramEnd"/>
+      <w:r>
+        <w:rPr>
+          <w:rFonts w:ascii="Verdana" w:hAnsi="Verdana"/>
+          <w:sz w:val="20"/>
+          <w:szCs w:val="22"/>
+        </w:rPr>
+        <w:t xml:space="preserve"> have also verified the original title documents submitted to me/ us.</w:t>
       </w:r>
     </w:p>
     <w:p>
@@ -12151,7 +12374,7 @@
           <w:szCs w:val="20"/>
           <w:u w:val="single"/>
         </w:rPr>
-        <w:t>${</w:t>
+        <w:t>{</w:t>
       </w:r>
       <w:proofErr w:type="spellStart"/>
       <w:r>
@@ -12351,15 +12574,17 @@
           <w:sz w:val="20"/>
           <w:szCs w:val="20"/>
         </w:rPr>
-        <w:t xml:space="preserve">TALLAREVU SRO </w:t>
-      </w:r>
+        <w:t xml:space="preserve">TALLAREVU </w:t>
+      </w:r>
+      <w:proofErr w:type="gramStart"/>
       <w:r>
         <w:rPr>
           <w:rFonts w:ascii="Cambria" w:hAnsi="Cambria" w:cs="Arial"/>
-          <w:sz w:val="20"/>
-          <w:szCs w:val="20"/>
-        </w:rPr>
-        <w:t xml:space="preserve">, </w:t>
+          <w:b/>
+          <w:sz w:val="20"/>
+          <w:szCs w:val="20"/>
+        </w:rPr>
+        <w:t xml:space="preserve">SRO </w:t>
       </w:r>
       <w:r>
         <w:rPr>
@@ -12367,7 +12592,24 @@
           <w:sz w:val="20"/>
           <w:szCs w:val="20"/>
         </w:rPr>
-        <w:t>${</w:t>
+        <w:t>,</w:t>
+      </w:r>
+      <w:proofErr w:type="gramEnd"/>
+      <w:r>
+        <w:rPr>
+          <w:rFonts w:ascii="Cambria" w:hAnsi="Cambria" w:cs="Arial"/>
+          <w:sz w:val="20"/>
+          <w:szCs w:val="20"/>
+        </w:rPr>
+        <w:t xml:space="preserve"> </w:t>
+      </w:r>
+      <w:r>
+        <w:rPr>
+          <w:rFonts w:ascii="Cambria" w:hAnsi="Cambria" w:cs="Arial"/>
+          <w:sz w:val="20"/>
+          <w:szCs w:val="20"/>
+        </w:rPr>
+        <w:t>{</w:t>
       </w:r>
       <w:proofErr w:type="spellStart"/>
       <w:r>
@@ -12423,7 +12665,7 @@
           <w:sz w:val="20"/>
           <w:szCs w:val="20"/>
         </w:rPr>
-        <w:t>${</w:t>
+        <w:t>{</w:t>
       </w:r>
       <w:proofErr w:type="spellStart"/>
       <w:r>
@@ -12560,7 +12802,7 @@
           <w:sz w:val="20"/>
           <w:szCs w:val="20"/>
         </w:rPr>
-        <w:t>${</w:t>
+        <w:t>{</w:t>
       </w:r>
       <w:proofErr w:type="spellStart"/>
       <w:r>
@@ -12620,7 +12862,7 @@
           <w:sz w:val="20"/>
           <w:szCs w:val="20"/>
         </w:rPr>
-        <w:t>${</w:t>
+        <w:t>{</w:t>
       </w:r>
       <w:proofErr w:type="spellStart"/>
       <w:r>
@@ -12830,8 +13072,18 @@
           <w:sz w:val="20"/>
           <w:szCs w:val="20"/>
         </w:rPr>
-        <w:t>bounded by :</w:t>
-      </w:r>
+        <w:t xml:space="preserve">bounded </w:t>
+      </w:r>
+      <w:proofErr w:type="gramStart"/>
+      <w:r>
+        <w:rPr>
+          <w:rFonts w:ascii="Cambria" w:hAnsi="Cambria" w:cs="Arial"/>
+          <w:sz w:val="20"/>
+          <w:szCs w:val="20"/>
+        </w:rPr>
+        <w:t>by :</w:t>
+      </w:r>
+      <w:proofErr w:type="gramEnd"/>
     </w:p>
     <w:p>
       <w:pPr>
@@ -12878,7 +13130,7 @@
           <w:sz w:val="20"/>
           <w:szCs w:val="20"/>
         </w:rPr>
-        <w:t>${</w:t>
+        <w:t>{</w:t>
       </w:r>
       <w:proofErr w:type="spellStart"/>
       <w:r>
@@ -12964,7 +13216,7 @@
           <w:sz w:val="20"/>
           <w:szCs w:val="20"/>
         </w:rPr>
-        <w:t>${</w:t>
+        <w:t>{</w:t>
       </w:r>
       <w:proofErr w:type="spellStart"/>
       <w:r>
@@ -13044,7 +13296,7 @@
           <w:sz w:val="20"/>
           <w:szCs w:val="20"/>
         </w:rPr>
-        <w:t>${</w:t>
+        <w:t>{</w:t>
       </w:r>
       <w:proofErr w:type="spellStart"/>
       <w:r>
@@ -13125,7 +13377,7 @@
           <w:sz w:val="20"/>
           <w:szCs w:val="20"/>
         </w:rPr>
-        <w:t>${</w:t>
+        <w:t>{</w:t>
       </w:r>
       <w:proofErr w:type="spellStart"/>
       <w:r>
@@ -13535,7 +13787,7 @@
                 <w:sz w:val="20"/>
                 <w:szCs w:val="22"/>
               </w:rPr>
-              <w:t xml:space="preserve">  Sale Deed / Agreement for Sale / Transfer Deed / Gift deed / </w:t>
+              <w:t xml:space="preserve">  Sale Deed / Agreement for Sale / Transfer Deed / Gift deed / Partition deed </w:t>
             </w:r>
             <w:r>
               <w:rPr>
@@ -13544,7 +13796,7 @@
                 <w:szCs w:val="22"/>
               </w:rPr>
               <w:lastRenderedPageBreak/>
-              <w:t xml:space="preserve">Partition deed / Release deed / Agreement for Sale </w:t>
+              <w:t xml:space="preserve">/ Release deed / Agreement for Sale </w:t>
             </w:r>
             <w:proofErr w:type="spellStart"/>
             <w:r>
@@ -13794,7 +14046,7 @@
                 <w:sz w:val="20"/>
                 <w:szCs w:val="20"/>
               </w:rPr>
-              <w:t>${</w:t>
+              <w:t>{</w:t>
             </w:r>
             <w:proofErr w:type="spellStart"/>
             <w:r>
@@ -13840,7 +14092,7 @@
                 <w:sz w:val="20"/>
                 <w:szCs w:val="20"/>
               </w:rPr>
-              <w:t>${</w:t>
+              <w:t>{</w:t>
             </w:r>
             <w:proofErr w:type="spellStart"/>
             <w:r>
@@ -13962,7 +14214,7 @@
                 <w:sz w:val="20"/>
                 <w:szCs w:val="20"/>
               </w:rPr>
-              <w:t>${</w:t>
+              <w:t>{</w:t>
             </w:r>
             <w:proofErr w:type="spellStart"/>
             <w:r>
@@ -14014,7 +14266,7 @@
                 <w:sz w:val="20"/>
                 <w:szCs w:val="20"/>
               </w:rPr>
-              <w:t>${</w:t>
+              <w:t>{</w:t>
             </w:r>
             <w:proofErr w:type="spellStart"/>
             <w:r>
@@ -14174,7 +14426,7 @@
                 <w:sz w:val="20"/>
                 <w:szCs w:val="20"/>
               </w:rPr>
-              <w:t>${</w:t>
+              <w:t>{</w:t>
             </w:r>
             <w:proofErr w:type="spellStart"/>
             <w:r>
@@ -14225,7 +14477,7 @@
                 <w:sz w:val="20"/>
                 <w:szCs w:val="20"/>
               </w:rPr>
-              <w:t>${</w:t>
+              <w:t>{</w:t>
             </w:r>
             <w:proofErr w:type="spellStart"/>
             <w:r>
@@ -14310,7 +14562,7 @@
                 <w:sz w:val="20"/>
                 <w:szCs w:val="20"/>
               </w:rPr>
-              <w:t>${</w:t>
+              <w:t>{</w:t>
             </w:r>
             <w:proofErr w:type="spellStart"/>
             <w:r>
@@ -14394,7 +14646,7 @@
                 <w:sz w:val="20"/>
                 <w:szCs w:val="20"/>
               </w:rPr>
-              <w:t>${</w:t>
+              <w:t>{</w:t>
             </w:r>
             <w:proofErr w:type="spellStart"/>
             <w:r>
@@ -14446,7 +14698,7 @@
                 <w:sz w:val="20"/>
                 <w:szCs w:val="20"/>
               </w:rPr>
-              <w:t>${</w:t>
+              <w:t>{</w:t>
             </w:r>
             <w:proofErr w:type="spellStart"/>
             <w:r>
@@ -14643,7 +14895,7 @@
                 <w:sz w:val="20"/>
                 <w:szCs w:val="20"/>
               </w:rPr>
-              <w:t>${</w:t>
+              <w:t>{</w:t>
             </w:r>
             <w:proofErr w:type="spellStart"/>
             <w:r>
@@ -14718,7 +14970,7 @@
                 <w:sz w:val="20"/>
                 <w:szCs w:val="20"/>
               </w:rPr>
-              <w:t>${</w:t>
+              <w:t>{</w:t>
             </w:r>
             <w:proofErr w:type="spellStart"/>
             <w:r>
@@ -14770,7 +15022,7 @@
                 <w:sz w:val="20"/>
                 <w:szCs w:val="20"/>
               </w:rPr>
-              <w:t>${</w:t>
+              <w:t>{</w:t>
             </w:r>
             <w:proofErr w:type="spellStart"/>
             <w:r>
@@ -15230,7 +15482,7 @@
                 <w:sz w:val="20"/>
                 <w:szCs w:val="20"/>
               </w:rPr>
-              <w:t>${</w:t>
+              <w:t>{</w:t>
             </w:r>
             <w:proofErr w:type="spellStart"/>
             <w:r>
@@ -15282,7 +15534,7 @@
                 <w:sz w:val="20"/>
                 <w:szCs w:val="20"/>
               </w:rPr>
-              <w:t>${</w:t>
+              <w:t>{</w:t>
             </w:r>
             <w:proofErr w:type="spellStart"/>
             <w:r>
@@ -15334,7 +15586,7 @@
                 <w:sz w:val="20"/>
                 <w:szCs w:val="20"/>
               </w:rPr>
-              <w:t>${</w:t>
+              <w:t>{</w:t>
             </w:r>
             <w:proofErr w:type="spellStart"/>
             <w:r>
@@ -15364,52 +15616,52 @@
                 <w:sz w:val="20"/>
                 <w:szCs w:val="20"/>
               </w:rPr>
+              <w:t>}</w:t>
+            </w:r>
+            <w:r>
+              <w:rPr>
+                <w:rFonts w:ascii="Verdana" w:hAnsi="Verdana"/>
+                <w:sz w:val="20"/>
+                <w:szCs w:val="20"/>
+              </w:rPr>
+              <w:t xml:space="preserve"> vide document no. </w:t>
+            </w:r>
+            <w:r>
+              <w:rPr>
+                <w:rFonts w:ascii="Verdana" w:hAnsi="Verdana"/>
+                <w:sz w:val="20"/>
+                <w:szCs w:val="20"/>
+              </w:rPr>
+              <w:t>{</w:t>
+            </w:r>
+            <w:proofErr w:type="spellStart"/>
+            <w:r>
+              <w:rPr>
+                <w:rFonts w:ascii="Verdana" w:hAnsi="Verdana"/>
+                <w:sz w:val="20"/>
+                <w:szCs w:val="20"/>
+                <w:lang w:val="en-IN"/>
+              </w:rPr>
+              <w:t>docnumber</w:t>
+            </w:r>
+            <w:proofErr w:type="spellEnd"/>
+          </w:p>
+          <w:p>
+            <w:pPr>
+              <w:jc w:val="both"/>
+              <w:rPr>
+                <w:rFonts w:ascii="Verdana" w:hAnsi="Verdana"/>
+                <w:sz w:val="20"/>
+                <w:szCs w:val="20"/>
+              </w:rPr>
+            </w:pPr>
+            <w:r>
+              <w:rPr>
+                <w:rFonts w:ascii="Verdana" w:hAnsi="Verdana"/>
+                <w:sz w:val="20"/>
+                <w:szCs w:val="20"/>
+              </w:rPr>
               <w:lastRenderedPageBreak/>
-              <w:t>}</w:t>
-            </w:r>
-            <w:r>
-              <w:rPr>
-                <w:rFonts w:ascii="Verdana" w:hAnsi="Verdana"/>
-                <w:sz w:val="20"/>
-                <w:szCs w:val="20"/>
-              </w:rPr>
-              <w:t xml:space="preserve"> vide document no. </w:t>
-            </w:r>
-            <w:r>
-              <w:rPr>
-                <w:rFonts w:ascii="Verdana" w:hAnsi="Verdana"/>
-                <w:sz w:val="20"/>
-                <w:szCs w:val="20"/>
-              </w:rPr>
-              <w:t>${</w:t>
-            </w:r>
-            <w:proofErr w:type="spellStart"/>
-            <w:r>
-              <w:rPr>
-                <w:rFonts w:ascii="Verdana" w:hAnsi="Verdana"/>
-                <w:sz w:val="20"/>
-                <w:szCs w:val="20"/>
-                <w:lang w:val="en-IN"/>
-              </w:rPr>
-              <w:t>docnumber</w:t>
-            </w:r>
-            <w:proofErr w:type="spellEnd"/>
-          </w:p>
-          <w:p>
-            <w:pPr>
-              <w:jc w:val="both"/>
-              <w:rPr>
-                <w:rFonts w:ascii="Verdana" w:hAnsi="Verdana"/>
-                <w:sz w:val="20"/>
-                <w:szCs w:val="20"/>
-              </w:rPr>
-            </w:pPr>
-            <w:r>
-              <w:rPr>
-                <w:rFonts w:ascii="Verdana" w:hAnsi="Verdana"/>
-                <w:sz w:val="20"/>
-                <w:szCs w:val="20"/>
-              </w:rPr>
               <w:t>}</w:t>
             </w:r>
             <w:r>
@@ -15542,7 +15794,7 @@
                 <w:sz w:val="20"/>
                 <w:szCs w:val="20"/>
               </w:rPr>
-              <w:t>${</w:t>
+              <w:t>{</w:t>
             </w:r>
             <w:proofErr w:type="spellStart"/>
             <w:r>
@@ -15594,7 +15846,7 @@
                 <w:sz w:val="20"/>
                 <w:szCs w:val="20"/>
               </w:rPr>
-              <w:t>${</w:t>
+              <w:t>{</w:t>
             </w:r>
             <w:proofErr w:type="spellStart"/>
             <w:r>
@@ -15654,7 +15906,7 @@
                 <w:sz w:val="20"/>
                 <w:szCs w:val="20"/>
               </w:rPr>
-              <w:t>${</w:t>
+              <w:t>{</w:t>
             </w:r>
             <w:proofErr w:type="spellStart"/>
             <w:r>
@@ -15785,7 +16037,7 @@
                 <w:sz w:val="20"/>
                 <w:szCs w:val="20"/>
               </w:rPr>
-              <w:t>${</w:t>
+              <w:t>{</w:t>
             </w:r>
             <w:proofErr w:type="spellStart"/>
             <w:r>
@@ -15846,7 +16098,7 @@
                 <w:sz w:val="20"/>
                 <w:szCs w:val="20"/>
               </w:rPr>
-              <w:t>${</w:t>
+              <w:t>{</w:t>
             </w:r>
             <w:proofErr w:type="spellStart"/>
             <w:r>
@@ -15898,7 +16150,7 @@
                 <w:sz w:val="20"/>
                 <w:szCs w:val="20"/>
               </w:rPr>
-              <w:t>${</w:t>
+              <w:t>{</w:t>
             </w:r>
             <w:proofErr w:type="spellStart"/>
             <w:r>
@@ -15998,7 +16250,7 @@
           <w:sz w:val="20"/>
           <w:szCs w:val="22"/>
         </w:rPr>
-        <w:t>${</w:t>
+        <w:t>{</w:t>
       </w:r>
       <w:proofErr w:type="spellStart"/>
       <w:r>
@@ -17281,6 +17533,7 @@
   <w:style w:type="character" w:default="1" w:styleId="DefaultParagraphFont">
     <w:name w:val="Default Paragraph Font"/>
     <w:uiPriority w:val="1"/>
+    <w:semiHidden/>
     <w:unhideWhenUsed/>
   </w:style>
   <w:style w:type="table" w:default="1" w:styleId="TableNormal">
